--- a/manuscript.docx
+++ b/manuscript.docx
@@ -2960,7 +2960,7 @@
         <w:t xml:space="preserve"> </w:t>
       </w:r>
       <w:r>
-        <w:t xml:space="preserve">n.d. Accessed May 28, 2026.</w:t>
+        <w:t xml:space="preserve">n.d. Accessed May 29, 2026.</w:t>
       </w:r>
       <w:r>
         <w:t xml:space="preserve"> </w:t>
